--- a/public/resume/generated/rahul-mitra-ai-engineer-2026-09.docx
+++ b/public/resume/generated/rahul-mitra-ai-engineer-2026-09.docx
@@ -335,7 +335,7 @@
         <w:ind w:left="259" w:hanging="259"/>
       </w:pPr>
       <w:r>
-        <w:t>• Build AI-enabled systems and data workflows for process improvement, manufacturing analytics, operational decision support, and supply-chain automation.</w:t>
+        <w:t>• Build an air-gapped process-intelligence platform for globally distributed spray-drying plants, spanning GPU OCR and layout parsing, recursive chunking, ONNX embeddings, a Chroma vector store, and LangChain over a locally hosted quantized Gemma model.</w:t>
       </w:r>
     </w:p>
     <w:p>
@@ -631,7 +631,7 @@
         <w:t xml:space="preserve">Technical: </w:t>
       </w:r>
       <w:r>
-        <w:t>Python, BERT, DNN, RAG, AI agents, GPT-4, Gemini, SEALION, vector search, model evaluation, NLP; vision: camera ISP, super-resolution, image restoration, SfM, epipolar geometry, multi-view stereo; HPC: ASPIRE 2A, CUDA</w:t>
+        <w:t>Python, PyTorch, BERT, DNN, RAG, AI agents, GPT-4, Gemini, SEALION, ONNX, Chroma, local LLM serving (llama.cpp), vector search, model evaluation, NLP; vision: camera ISP, super-resolution, image restoration, SfM, epipolar geometry, multi-view stereo; HPC: ASPIRE 2A, CUDA</w:t>
       </w:r>
     </w:p>
     <w:p>

--- a/public/resume/generated/rahul-mitra-ai-engineer-2026-09.docx
+++ b/public/resume/generated/rahul-mitra-ai-engineer-2026-09.docx
@@ -469,7 +469,7 @@
         <w:rPr>
           <w:b/>
         </w:rPr>
-        <w:t>Volt Pulse SG — SMU Hack For Cities 2026 (Top 8 of 50+ teams)</w:t>
+        <w:t>Volt Pulse SG — SMU Hack For Cities 2026 (Top 8 Finalist of 50+ teams)</w:t>
       </w:r>
       <w:r>
         <w:tab/>

--- a/public/resume/generated/rahul-mitra-ai-engineer-2026-09.docx
+++ b/public/resume/generated/rahul-mitra-ai-engineer-2026-09.docx
@@ -429,7 +429,7 @@
       </w:r>
       <w:r>
         <w:tab/>
-        <w:t>Sep 2025 – Present</w:t>
+        <w:t>Sep 2025 – Sep 2026</w:t>
       </w:r>
     </w:p>
     <w:p>

--- a/public/resume/generated/rahul-mitra-ai-engineer-2026-09.docx
+++ b/public/resume/generated/rahul-mitra-ai-engineer-2026-09.docx
@@ -425,7 +425,7 @@
         <w:rPr>
           <w:i/>
         </w:rPr>
-        <w:t>Software Engineer (Citizen Developer)</w:t>
+        <w:t>Platform &amp; Solutions Engineer (Sparks Citizen Developer)</w:t>
       </w:r>
       <w:r>
         <w:tab/>

--- a/public/resume/generated/rahul-mitra-ai-engineer-2026-09.docx
+++ b/public/resume/generated/rahul-mitra-ai-engineer-2026-09.docx
@@ -160,7 +160,7 @@
         <w:ind w:left="259" w:hanging="259"/>
       </w:pPr>
       <w:r>
-        <w:t>• Awarded Certificate of Outstanding Performance in 3D Computer Vision (CS4277) — top student in a class of 24, NUS School of Computing.</w:t>
+        <w:t>• Awarded Certificate of Outstanding Performance in 3D Computer Vision (CS4277): top student in a class of 24, NUS School of Computing.</w:t>
       </w:r>
     </w:p>
     <w:p>
@@ -469,7 +469,7 @@
         <w:rPr>
           <w:b/>
         </w:rPr>
-        <w:t>Volt Pulse SG — SMU Hack For Cities 2026 (Top 8 Finalist of 50+ teams)</w:t>
+        <w:t>Volt Pulse SG: SMU Hack For Cities 2026 (Top 8 Finalist of 50+ teams)</w:t>
       </w:r>
       <w:r>
         <w:tab/>
@@ -497,7 +497,7 @@
         <w:rPr>
           <w:b/>
         </w:rPr>
-        <w:t>Maritime Deficiency Severity Forecasting — Maritime Hackathon 2025 (Team Lead)</w:t>
+        <w:t>Maritime Deficiency Severity Forecasting: Maritime Hackathon 2025 (Team Lead)</w:t>
       </w:r>
       <w:r>
         <w:tab/>
@@ -525,7 +525,7 @@
         <w:rPr>
           <w:b/>
         </w:rPr>
-        <w:t>AgeWellLah.AI — NUS HealthHack 2025</w:t>
+        <w:t>AgeWellLah.AI: NUS HealthHack 2025</w:t>
       </w:r>
       <w:r>
         <w:tab/>
